--- a/Codebase/Refassist Codebase/exports/report.docx
+++ b/Codebase/Refassist Codebase/exports/report.docx
@@ -20,12 +20,12 @@
     </w:p>
     <w:p>
       <w:r>
-        <w:t>- Type detected: journal article</w:t>
+        <w:t>- Type detected: conference paper</w:t>
       </w:r>
     </w:p>
     <w:p>
       <w:r>
-        <w:t>- DOI: Not available</w:t>
+        <w:t>- DOI: 10.1109/ssst.2005.1460890</w:t>
       </w:r>
     </w:p>
     <w:p>
@@ -58,12 +58,12 @@
     </w:p>
     <w:p>
       <w:r>
-        <w:t>Fields matched authoritative sources: authors, doi, issue, pages, title, volume, year</w:t>
+        <w:t>Fields matched authoritative sources: None</w:t>
       </w:r>
     </w:p>
     <w:p>
       <w:r>
-        <w:t>Fields needing attention: journal_abbrev, journal_name</w:t>
+        <w:t>Fields needing attention: None</w:t>
       </w:r>
     </w:p>
     <w:p>
@@ -76,37 +76,42 @@
     </w:p>
     <w:p>
       <w:r>
-        <w:t>- journal_abbrev: MISSING → Journal not found  (by: Unknown)</w:t>
+        <w:t>- journal_abbrev: MISSING → Missing journal name  (by: Unknown)</w:t>
       </w:r>
     </w:p>
     <w:p>
       <w:r>
-        <w:t>- title: CMOS programmable delay vernier → CMOS Programmable Delay Vernier.  (by: Unknown)</w:t>
+        <w:t>- title: Characterization and comparison of modern layer-2 Ethernet survivability protocols → Characterization and comparison of modern layer-2 ethernet survivability protocols  (by: Unknown)</w:t>
       </w:r>
     </w:p>
     <w:p>
       <w:r>
-        <w:t>- authors: M. Goto, J. O. Barnes → Masahide Goto, James Barnes, Roxanne Owens  (by: Unknown)</w:t>
+        <w:t>- authors: L. Carmichael, N. Ghani, P. Rajan, K. O’Donoghue, R. Holt → L.S. Carmichael, N. Ghani, P.K. Rajan, K. O'Donoghue, R. Hott  (by: Unknown)</w:t>
       </w:r>
     </w:p>
     <w:p>
       <w:r>
-        <w:t>- pages: 45-58 → 51-58  (by: Unknown)</w:t>
+        <w:t>- journal_name: MISSING → Proceedings of the Thirty-Seventh Southeastern Symposium on System Theory, 2005. SSST '05.  (by: Unknown)</w:t>
       </w:r>
     </w:p>
     <w:p>
       <w:r>
-        <w:t>- year: 2000 → 1994  (by: Unknown)</w:t>
+        <w:t>- pages: 124–129 → 124-129  (by: Unknown)</w:t>
       </w:r>
     </w:p>
     <w:p>
       <w:r>
-        <w:t>- volume: MISSING → 45  (by: Unknown)</w:t>
+        <w:t>- doi: MISSING → 10.1109/ssst.2005.1460890  (by: Unknown)</w:t>
       </w:r>
     </w:p>
     <w:p>
       <w:r>
-        <w:t>- issue: MISSING → 5  (by: Unknown)</w:t>
+        <w:t>- month: 3 → 7  (by: Unknown)</w:t>
+      </w:r>
+    </w:p>
+    <w:p>
+      <w:r>
+        <w:t>- type: MISSING → proceedings-article  (by: Unknown)</w:t>
       </w:r>
     </w:p>
     <w:p>
@@ -119,42 +124,47 @@
     </w:p>
     <w:p>
       <w:r>
-        <w:t>- title: CMOS Programmable Delay Vernier.  (source: Unknown)</w:t>
+        <w:t>- title: Characterization and comparison of modern layer-2 ethernet survivability protocols  (source: Unknown)</w:t>
       </w:r>
     </w:p>
     <w:p>
       <w:r>
-        <w:t>- authors: Masahide Goto, James Barnes, Roxanne Owens  (source: Unknown)</w:t>
+        <w:t>- authors: L.S. Carmichael, N. Ghani, P.K. Rajan, K. O'Donoghue, R. Hott  (source: Unknown)</w:t>
       </w:r>
     </w:p>
     <w:p>
       <w:r>
-        <w:t>- journal_name: Hewlett Journal  (source: Unknown)</w:t>
+        <w:t>- journal_name: Proceedings of the Thirty-Seventh Southeastern Symposium on System Theory, 2005. SSST '05.  (source: Unknown)</w:t>
       </w:r>
     </w:p>
     <w:p>
       <w:r>
-        <w:t>- volume: 45  (source: Unknown)</w:t>
+        <w:t>- conference_name: 37th Southeastern Symposium on System Theory (SSST 2005)  (source: Unknown)</w:t>
       </w:r>
     </w:p>
     <w:p>
       <w:r>
-        <w:t>- issue: 5  (source: Unknown)</w:t>
+        <w:t>- pages: 124-129  (source: Unknown)</w:t>
       </w:r>
     </w:p>
     <w:p>
       <w:r>
-        <w:t>- pages: 51-58  (source: Unknown)</w:t>
+        <w:t>- year: 2005  (source: Unknown)</w:t>
       </w:r>
     </w:p>
     <w:p>
       <w:r>
-        <w:t>- year: 1994  (source: Unknown)</w:t>
+        <w:t>- month: 7  (source: Unknown)</w:t>
       </w:r>
     </w:p>
     <w:p>
       <w:r>
-        <w:t>- month: 10  (source: Unknown)</w:t>
+        <w:t>- doi: 10.1109/ssst.2005.1460890  (source: Unknown)</w:t>
+      </w:r>
+    </w:p>
+    <w:p>
+      <w:r>
+        <w:t>- location: Tuskegee, AL, USA  (source: Unknown)</w:t>
       </w:r>
     </w:p>
     <w:p>
@@ -167,102 +177,132 @@
     </w:p>
     <w:p>
       <w:r>
-        <w:t>- Crossref (DOI): https://doi.org/10.1109/dcas.2005.1611176</w:t>
+        <w:t>- DOI: https://doi.org/10.1109/ssst.2005.1460890</w:t>
       </w:r>
     </w:p>
     <w:p>
       <w:r>
-        <w:t>- Crossref (DOI): https://doi.org/10.1109/icev59168.2023.10329724</w:t>
+        <w:t>- Crossref (DOI): https://doi.org/10.1016/j.ifacol.2017.08.159</w:t>
       </w:r>
     </w:p>
     <w:p>
       <w:r>
-        <w:t>- Crossref (DOI): https://doi.org/10.1109/iscas.2004.1328308</w:t>
+        <w:t>- Crossref (DOI): https://doi.org/10.1017/cbo9781107414884.007</w:t>
       </w:r>
     </w:p>
     <w:p>
       <w:r>
-        <w:t>- Crossref (DOI): https://doi.org/10.1063/1.4985542</w:t>
+        <w:t>- Crossref (DOI): https://doi.org/10.1017/9781108895248.010</w:t>
       </w:r>
     </w:p>
     <w:p>
       <w:r>
-        <w:t>- Crossref (DOI): https://doi.org/10.1109/icce.2006.1598465</w:t>
+        <w:t>- Crossref (DOI): https://doi.org/10.1017/9781316869543.007</w:t>
       </w:r>
     </w:p>
     <w:p>
       <w:r>
-        <w:t>- OpenAlex: https://openalex.org/W3184175586</w:t>
+        <w:t>- Crossref (DOI): https://doi.org/10.1080/10520290701714005</w:t>
       </w:r>
     </w:p>
     <w:p>
       <w:r>
-        <w:t>- Semantic Scholar: https://www.semanticscholar.org/paper/0bc98dad3537abbaac877ce70c0a738eabf3cc46</w:t>
+        <w:t>- Crossref (DOI): https://doi.org/10.1039/ap9902700123</w:t>
       </w:r>
     </w:p>
     <w:p>
       <w:r>
-        <w:t>- Semantic Scholar (DOI): https://www.semanticscholar.org/doi/10.1109/DCAS.2005.1611176</w:t>
+        <w:t>- Crossref (DOI): https://doi.org/10.1016/0307-4412(90)90149-i</w:t>
       </w:r>
     </w:p>
     <w:p>
       <w:r>
-        <w:t>- Semantic Scholar: https://www.semanticscholar.org/paper/c66198614cd1e39c5cde09610d69c2804a9c99a9</w:t>
+        <w:t>- Crossref (DOI): https://doi.org/10.1021/ac00197a001</w:t>
       </w:r>
     </w:p>
     <w:p>
       <w:r>
-        <w:t>- Semantic Scholar (DOI): https://www.semanticscholar.org/doi/10.1109/TCSII.2014.2345289</w:t>
+        <w:t>- OpenAlex: https://openalex.org/W2116925496</w:t>
       </w:r>
     </w:p>
     <w:p>
       <w:r>
-        <w:t>- Semantic Scholar: https://www.semanticscholar.org/paper/d366c2bdefe93d53a6c751ff7702b299608f625f</w:t>
+        <w:t>- Semantic Scholar (DOI): https://www.semanticscholar.org/doi/10.1109/SSST.2005.1460890</w:t>
       </w:r>
     </w:p>
     <w:p>
       <w:r>
-        <w:t>- DOI: https://doi.org/10.1109/tcsii.2014.2345289</w:t>
+        <w:t>- Semantic Scholar: https://www.semanticscholar.org/paper/e893c9e29d609fa4afef4e5d62b35e1cd93a9c6e</w:t>
       </w:r>
     </w:p>
     <w:p>
       <w:r>
-        <w:t>- Semantic Scholar (DOI): https://www.semanticscholar.org/doi/10.1109/TIE.2017.2669883</w:t>
+        <w:t>- Semantic Scholar (DOI): https://www.semanticscholar.org/doi/10.5194/amt-11-949-2018</w:t>
       </w:r>
     </w:p>
     <w:p>
       <w:r>
-        <w:t>- Semantic Scholar: https://www.semanticscholar.org/paper/228655a3d53eea537e4d4c3b4d39195587d0ce44</w:t>
+        <w:t>- Semantic Scholar: https://www.semanticscholar.org/paper/077a7f6dac17f1f30caf4ba43a56397c9b014865</w:t>
       </w:r>
     </w:p>
     <w:p>
       <w:r>
-        <w:t>- DOI: https://doi.org/10.1109/tie.2017.2669883</w:t>
+        <w:t>- DOI: https://doi.org/10.5194/amt-11-949-2018</w:t>
       </w:r>
     </w:p>
     <w:p>
       <w:r>
-        <w:t>- Semantic Scholar (DOI): https://www.semanticscholar.org/doi/10.1117/12.631065</w:t>
+        <w:t>- Semantic Scholar (DOI): https://www.semanticscholar.org/doi/10.1038/s41598-022-25288-x</w:t>
       </w:r>
     </w:p>
     <w:p>
       <w:r>
-        <w:t>- Semantic Scholar: https://www.semanticscholar.org/paper/825ee5b4784b191fe146262999faa0da345a3b49</w:t>
+        <w:t>- Semantic Scholar: https://www.semanticscholar.org/paper/d258a7810b37f603ba5c440cf12c9abb7c932349</w:t>
       </w:r>
     </w:p>
     <w:p>
       <w:r>
-        <w:t>- DOI: https://doi.org/10.1117/12.631065</w:t>
+        <w:t>- DOI: https://doi.org/10.1038/s41598-022-25288-x</w:t>
       </w:r>
     </w:p>
     <w:p>
       <w:r>
-        <w:t>- PubMed: https://pubmed.ncbi.nlm.nih.gov/33499338/</w:t>
+        <w:t>- Semantic Scholar (DOI): https://www.semanticscholar.org/doi/10.3390/ma13081986</w:t>
       </w:r>
     </w:p>
     <w:p>
       <w:r>
-        <w:t>- DOI: https://doi.org/10.3390/s21030743</w:t>
+        <w:t>- Semantic Scholar: https://www.semanticscholar.org/paper/45aef8c7b721a812dad72ba67a270c4954cf7eb0</w:t>
+      </w:r>
+    </w:p>
+    <w:p>
+      <w:r>
+        <w:t>- DOI: https://doi.org/10.3390/ma13081986</w:t>
+      </w:r>
+    </w:p>
+    <w:p>
+      <w:r>
+        <w:t>- Semantic Scholar (DOI): https://www.semanticscholar.org/doi/10.9790/2834-09276975</w:t>
+      </w:r>
+    </w:p>
+    <w:p>
+      <w:r>
+        <w:t>- Semantic Scholar: https://www.semanticscholar.org/paper/146f2094ce21ccc5a7e31fe237652cf6e6f80267</w:t>
+      </w:r>
+    </w:p>
+    <w:p>
+      <w:r>
+        <w:t>- DOI: https://doi.org/10.9790/2834-09276975</w:t>
+      </w:r>
+    </w:p>
+    <w:p>
+      <w:r>
+        <w:t>- PubMed: https://pubmed.ncbi.nlm.nih.gov/41102094/</w:t>
+      </w:r>
+    </w:p>
+    <w:p>
+      <w:r>
+        <w:t>- DOI: https://doi.org/10.1016/j.jhevol.2025.103744</w:t>
       </w:r>
     </w:p>
     <w:p>
@@ -301,7 +341,7 @@
     </w:p>
     <w:p>
       <w:r>
-        <w:t>M. Goto, J. Barnes, and R. Owens, "CMOS Programmable Delay Vernier," *Hewlett Journal*, vol. 45, no. 5, pp. 51–58, Oct. 1994.</w:t>
+        <w:t>L.S. Carmichael, N. Ghani, P.K. Rajan, K. O'Donoghue, and R. Hott, “Characterization and comparison of modern layer-2 Ethernet survivability protocols,” in *Proc. 37th Southeastern Symp. Syst. Theory (SSST 2005)*, Tuskegee, AL, USA, Mar. 20–22, 2005, pp. 124–129, doi: 10.1109/ssst.2005.1460890.</w:t>
       </w:r>
     </w:p>
     <w:p>
@@ -314,7 +354,7 @@
     </w:p>
     <w:p>
       <w:r>
-        <w:t>- Missing DOI for an article/conference reference</w:t>
+        <w:t>- None</w:t>
       </w:r>
     </w:p>
     <w:p>
@@ -327,7 +367,7 @@
     </w:p>
     <w:p>
       <w:r>
-        <w:t>Fingerprint: 38e3fa084fb30043bac132d4017f4d780cc359ef0dba1907f8653e7e2db5bdbc</w:t>
+        <w:t>Fingerprint: 8df8e5c1103d212ffa8bd69c9906c8ea85563b9d5c2e4a042a9a9a079cfd7986</w:t>
       </w:r>
     </w:p>
     <w:sectPr>
